--- a/en/wisdom-stories/expressions-you-should-stay-away-from.docx
+++ b/en/wisdom-stories/expressions-you-should-stay-away-from.docx
@@ -4,232 +4,121 @@
   <w:body>
     <w:p>
       <w:pPr>
-        <w:spacing w:before="0" w:after="60"/>
-        <w:jc w:val="left"/>
+        <w:pStyle w:val="Title"/>
       </w:pPr>
       <w:r>
-        <w:rPr>
-          <w:rFonts w:ascii="Arial" w:hAnsi="Arial" w:eastAsia="Arial"/>
-          <w:i w:val="0"/>
-          <w:color w:val="000000"/>
-          <w:sz w:val="52"/>
-        </w:rPr>
-        <w:t>Phrases to avoid</w:t>
+        <w:t>Words to Avoid</w:t>
       </w:r>
     </w:p>
     <w:p>
       <w:pPr>
-        <w:jc w:val="left"/>
+        <w:spacing w:after="80"/>
       </w:pPr>
       <w:r>
-        <w:rPr>
-          <w:rFonts w:ascii="Arial" w:hAnsi="Arial" w:eastAsia="Arial"/>
-          <w:i w:val="0"/>
-          <w:color w:val="000000"/>
-          <w:sz w:val="22"/>
-        </w:rPr>
         <w:t>Avoid these phrases, especially in the family, and never use them against your spouse:</w:t>
       </w:r>
     </w:p>
     <w:p>
       <w:pPr>
-        <w:jc w:val="left"/>
+        <w:spacing w:after="80"/>
       </w:pPr>
       <w:r>
-        <w:rPr>
-          <w:rFonts w:ascii="Arial" w:hAnsi="Arial" w:eastAsia="Arial"/>
-          <w:i w:val="0"/>
-          <w:color w:val="000000"/>
-          <w:sz w:val="22"/>
-        </w:rPr>
         <w:t>“Don’t talk nonsense!”</w:t>
       </w:r>
     </w:p>
     <w:p>
-      <w:pPr>
-        <w:jc w:val="left"/>
-      </w:pPr>
+      <w:pPr/>
       <w:r>
-        <w:rPr>
-          <w:rFonts w:ascii="Arial" w:hAnsi="Arial" w:eastAsia="Arial"/>
-          <w:i w:val="0"/>
-          <w:color w:val="000000"/>
-          <w:sz w:val="22"/>
-        </w:rPr>
-        <w:t>This phrase makes your spouse feel that their thoughts and feelings are worthless, misunderstood, and belittled. Instead, if you gently say, “I don’t think like you, I don’t completely agree with you on this issue,” you will show that you take their opinion into account and maintain respect between you.</w:t>
+        <w:t>This dismisses your spouse’s thoughts and feelings. Instead, try saying gently, “I see it differently” or “I don’t entirely agree.” You can disagree while showing that their opinion matters.</w:t>
       </w:r>
     </w:p>
     <w:p>
       <w:pPr>
-        <w:jc w:val="left"/>
+        <w:spacing w:after="80"/>
       </w:pPr>
       <w:r>
-        <w:rPr>
-          <w:rFonts w:ascii="Arial" w:hAnsi="Arial" w:eastAsia="Arial"/>
-          <w:i w:val="0"/>
-          <w:color w:val="000000"/>
-          <w:sz w:val="22"/>
-        </w:rPr>
         <w:t>“Don’t exaggerate!”</w:t>
       </w:r>
     </w:p>
     <w:p>
-      <w:pPr>
-        <w:jc w:val="left"/>
-      </w:pPr>
+      <w:pPr/>
       <w:r>
-        <w:rPr>
-          <w:rFonts w:ascii="Arial" w:hAnsi="Arial" w:eastAsia="Arial"/>
-          <w:i w:val="0"/>
-          <w:color w:val="000000"/>
-          <w:sz w:val="22"/>
-        </w:rPr>
-        <w:t>This phrase may sound like a sign that your spouse’s view of events is wrong; he or she will feel criticized. Instead, by asking, “Can you explain a little more clearly why you are worried and what you are feeling?” you will take a step towards eliminating the misunderstanding that has arisen.</w:t>
+        <w:t>This can make your spouse feel that their concerns are being dismissed. Instead, ask, “Can you tell me more about what’s worrying you and how you feel?” That opens the way to understanding.</w:t>
       </w:r>
     </w:p>
     <w:p>
       <w:pPr>
-        <w:jc w:val="left"/>
+        <w:spacing w:after="80"/>
       </w:pPr>
       <w:r>
-        <w:rPr>
-          <w:rFonts w:ascii="Arial" w:hAnsi="Arial" w:eastAsia="Arial"/>
-          <w:i w:val="0"/>
-          <w:color w:val="000000"/>
-          <w:sz w:val="22"/>
-        </w:rPr>
-        <w:t>“Look at his or her husband (wife)! He or she does this, and you do that?”</w:t>
+        <w:t>“Why can’t you be more like their husband or wife?”</w:t>
+      </w:r>
+    </w:p>
+    <w:p>
+      <w:pPr/>
+      <w:r>
+        <w:t>Comparing your spouse with someone else brings an outsider into your relationship and can leave your partner feeling hurt, unloved, and unable to trust you. Say clearly what you need rather than making comparisons.</w:t>
       </w:r>
     </w:p>
     <w:p>
       <w:pPr>
-        <w:jc w:val="left"/>
+        <w:spacing w:after="80"/>
       </w:pPr>
       <w:r>
-        <w:rPr>
-          <w:rFonts w:ascii="Arial" w:hAnsi="Arial" w:eastAsia="Arial"/>
-          <w:i w:val="0"/>
-          <w:color w:val="000000"/>
-          <w:sz w:val="22"/>
-        </w:rPr>
-        <w:t>This phrase is very dangerous because when you say it, you are bringing third parties into your family relationship. Comparing your spouse to someone else will make them distrust you. They will think that you are thinking the same thing, and they will feel hurt and unloved. Instead of making comparisons and analogies, clearly state your expectations.</w:t>
-      </w:r>
-    </w:p>
-    <w:p>
-      <w:pPr>
-        <w:jc w:val="left"/>
-      </w:pPr>
-      <w:r>
-        <w:rPr>
-          <w:rFonts w:ascii="Arial" w:hAnsi="Arial" w:eastAsia="Arial"/>
-          <w:i w:val="0"/>
-          <w:color w:val="000000"/>
-          <w:sz w:val="22"/>
-        </w:rPr>
         <w:t>“You don’t understand!”</w:t>
       </w:r>
     </w:p>
     <w:p>
-      <w:pPr>
-        <w:jc w:val="left"/>
-      </w:pPr>
+      <w:pPr/>
       <w:r>
-        <w:rPr>
-          <w:rFonts w:ascii="Arial" w:hAnsi="Arial" w:eastAsia="Arial"/>
-          <w:i w:val="0"/>
-          <w:color w:val="000000"/>
-          <w:sz w:val="22"/>
-        </w:rPr>
-        <w:t>This is an insult—you are putting your spouse down. If you think that they won’t understand you on this topic or don’t want to share your opinion, it is more appropriate to say, “I don’t want to talk about this, don’t be offended, let’s talk about something else” or “This probably doesn’t interest you.”</w:t>
+        <w:t>This can sound insulting and dismissive. If you do not want to discuss a subject, say so respectfully: “Please don’t be hurt, but I’d rather not talk about this now. Could we talk about something else?”</w:t>
       </w:r>
     </w:p>
     <w:p>
-      <w:pPr>
-        <w:jc w:val="left"/>
-      </w:pPr>
+      <w:pPr/>
       <w:r>
-        <w:rPr>
-          <w:rFonts w:ascii="Arial" w:hAnsi="Arial" w:eastAsia="Arial"/>
-          <w:i w:val="0"/>
-          <w:color w:val="000000"/>
-          <w:sz w:val="22"/>
-        </w:rPr>
         <w:t>“Don’t go there, don’t talk to her, don’t do this, don’t wear that, don’t talk like that, bring this, take that!”</w:t>
       </w:r>
     </w:p>
     <w:p>
       <w:pPr>
-        <w:jc w:val="left"/>
+        <w:keepNext/>
       </w:pPr>
       <w:r>
-        <w:rPr>
-          <w:rFonts w:ascii="Arial" w:hAnsi="Arial" w:eastAsia="Arial"/>
-          <w:i w:val="0"/>
-          <w:color w:val="000000"/>
-          <w:sz w:val="22"/>
-        </w:rPr>
-        <w:t>Your spouse is not your subordinate. It is better to respectfully discuss with them what you don’t want or don’t like and to avoid conflict. Instead of using impassioned statements, use requests (please, please, etc.).</w:t>
+        <w:t>Your spouse is your partner, not your subordinate. Discuss your concerns respectfully. Make requests rather than issuing orders, and remember to say “please.”</w:t>
       </w:r>
     </w:p>
     <w:p>
       <w:pPr>
-        <w:pStyle w:val="Moral"/>
         <w:keepNext/>
         <w:keepLines/>
-        <w:widowControl/>
-        <w:spacing w:before="240" w:after="180" w:line="283" w:lineRule="auto"/>
-        <w:ind w:left="240" w:right="240"/>
-        <w:jc w:val="left"/>
-        <w:pBdr>
-          <w:top w:val="single" w:sz="8" w:space="7" w:color="E8D59A"/>
-          <w:left w:val="single" w:sz="32" w:space="11" w:color="C6A23A"/>
-          <w:bottom w:val="single" w:sz="8" w:space="7" w:color="E8D59A"/>
-          <w:right w:val="single" w:sz="8" w:space="11" w:color="E8D59A"/>
-        </w:pBdr>
-        <w:shd w:val="clear" w:color="auto" w:fill="FFF8E1"/>
+        <w:spacing w:before="160"/>
       </w:pPr>
       <w:r>
         <w:rPr>
-          <w:rFonts w:ascii="Arial" w:hAnsi="Arial" w:eastAsia="Arial" w:cs="Arial"/>
           <w:b/>
-          <w:i w:val="0"/>
-          <w:color w:val="9A7417"/>
-          <w:sz w:val="22"/>
         </w:rPr>
-        <w:t xml:space="preserve">Moral: </w:t>
+        <w:t>Moral:</w:t>
       </w:r>
       <w:r>
-        <w:rPr>
-          <w:rFonts w:ascii="Arial" w:hAnsi="Arial" w:eastAsia="Arial" w:cs="Arial"/>
-          <w:b w:val="0"/>
-          <w:i w:val="0"/>
-          <w:color w:val="3F3826"/>
-          <w:sz w:val="22"/>
-        </w:rPr>
-        <w:t>Words can hurt the person we love the most. In the family, we should use the language of respect and requests, not orders and insults.</w:t>
+        <w:t xml:space="preserve"> Words can hurt the person we love the most. In the family, we should use the language of respect and requests, not orders and insults.</w:t>
       </w:r>
     </w:p>
     <w:p>
       <w:pPr>
-        <w:keepLines/>
-        <w:widowControl/>
-        <w:spacing w:before="60" w:after="0" w:line="240" w:lineRule="auto"/>
-        <w:jc w:val="right"/>
+        <w:spacing w:after="80"/>
       </w:pPr>
       <w:r>
         <w:rPr>
-          <w:rFonts w:ascii="Arial" w:hAnsi="Arial" w:eastAsia="Arial" w:cs="Arial"/>
-          <w:b w:val="0"/>
           <w:i/>
-          <w:color w:val="8A7950"/>
-          <w:sz w:val="17"/>
+          <w:sz w:val="18"/>
         </w:rPr>
-        <w:t>The story was obtained from open Internet sources.</w:t>
+        <w:t>Source: Publicly available internet sources.</w:t>
       </w:r>
     </w:p>
     <w:sectPr>
       <w:pgSz w:w="12240" w:h="15840"/>
-      <w:pgMar w:top="1440" w:right="1440" w:bottom="1440" w:left="1440" w:header="708" w:footer="708" w:gutter="0"/>
+      <w:pgMar w:top="1080" w:right="1224" w:bottom="1080" w:left="1224" w:header="720" w:footer="720" w:gutter="0"/>
       <w:cols w:space="720"/>
       <w:docGrid w:linePitch="360"/>
     </w:sectPr>
@@ -601,12 +490,14 @@
     <w:qFormat/>
     <w:rsid w:val="00FC693F"/>
     <w:pPr>
-      <w:spacing w:before="0" w:after="160" w:line="276" w:lineRule="auto"/>
+      <w:widowControl/>
+      <w:spacing w:after="120" w:line="259" w:lineRule="auto"/>
     </w:pPr>
     <w:rPr>
-      <w:rFonts w:ascii="Arial" w:hAnsi="Arial" w:eastAsia="Arial"/>
+      <w:rFonts w:ascii="Arial" w:hAnsi="Arial"/>
       <w:color w:val="000000"/>
       <w:sz w:val="22"/>
+      <w:lang w:val="en-US"/>
     </w:rPr>
   </w:style>
   <w:style w:type="paragraph" w:styleId="Header">
@@ -950,18 +841,17 @@
     <w:qFormat/>
     <w:rsid w:val="00FC693F"/>
     <w:pPr>
-      <w:pBdr>
-        <w:bottom w:val="single" w:sz="8" w:space="4" w:color="4F81BD" w:themeColor="accent1"/>
-      </w:pBdr>
-      <w:spacing w:after="300" w:line="240" w:lineRule="auto"/>
+      <w:keepNext/>
+      <w:spacing w:after="280" w:line="240" w:lineRule="auto"/>
       <w:contextualSpacing/>
     </w:pPr>
     <w:rPr>
-      <w:rFonts w:asciiTheme="majorHAnsi" w:eastAsiaTheme="majorEastAsia" w:hAnsiTheme="majorHAnsi" w:cstheme="majorBidi"/>
-      <w:color w:val="17365D" w:themeColor="text2" w:themeShade="BF"/>
+      <w:rFonts w:asciiTheme="majorHAnsi" w:eastAsiaTheme="majorEastAsia" w:hAnsiTheme="majorHAnsi" w:cstheme="majorBidi" w:ascii="Arial" w:hAnsi="Arial"/>
+      <w:b/>
+      <w:color w:val="000000"/>
       <w:spacing w:val="5"/>
       <w:kern w:val="28"/>
-      <w:sz w:val="52"/>
+      <w:sz w:val="34"/>
       <w:szCs w:val="52"/>
     </w:rPr>
   </w:style>
@@ -1437,9 +1327,6 @@
     <w:qFormat/>
     <w:rsid w:val="00FC693F"/>
     <w:pPr>
-      <w:pBdr>
-        <w:bottom w:val="single" w:sz="4" w:space="4" w:color="4F81BD" w:themeColor="accent1"/>
-      </w:pBdr>
       <w:spacing w:before="200" w:after="280"/>
       <w:ind w:left="936" w:right="936"/>
     </w:pPr>
@@ -12290,18 +12177,6 @@
         <w:shd w:val="clear" w:color="auto" w:fill="FBCAA2" w:themeFill="accent6" w:themeFillTint="7F"/>
       </w:tcPr>
     </w:tblStylePr>
-  </w:style>
-  <w:style w:type="paragraph" w:customStyle="1" w:styleId="Moral">
-    <w:name w:val="Moral"/>
-    <w:basedOn w:val="Normal"/>
-    <w:pPr>
-      <w:spacing w:before="160" w:after="0" w:line="276" w:lineRule="auto"/>
-    </w:pPr>
-    <w:rPr>
-      <w:rFonts w:ascii="Arial" w:hAnsi="Arial" w:eastAsia="Arial"/>
-      <w:i/>
-      <w:sz w:val="22"/>
-    </w:rPr>
   </w:style>
 </w:styles>
 </file>

--- a/en/wisdom-stories/expressions-you-should-stay-away-from.docx
+++ b/en/wisdom-stories/expressions-you-should-stay-away-from.docx
@@ -29,7 +29,7 @@
     <w:p>
       <w:pPr/>
       <w:r>
-        <w:t>This dismisses your spouse’s thoughts and feelings. Instead, try saying gently, “I see it differently” or “I don’t entirely agree.” You can disagree while showing that their opinion matters.</w:t>
+        <w:t>These words humiliate your spouse and tell them that you do not value their thoughts and feelings and that you do not understand them. Instead, try saying gently, “I see it differently” or “I don’t entirely agree.” In this way you both state your own view and preserve mutual respect.</w:t>
       </w:r>
     </w:p>
     <w:p>
@@ -43,7 +43,7 @@
     <w:p>
       <w:pPr/>
       <w:r>
-        <w:t>This can make your spouse feel that their concerns are being dismissed. Instead, ask, “Can you tell me more about what’s worrying you and how you feel?” That opens the way to understanding.</w:t>
+        <w:t>This can make your spouse feel that their view of events is wrong and that they are being criticized. Instead, ask, “Can you tell me more about what’s worrying you and how you feel?” That opens the way to understanding.</w:t>
       </w:r>
     </w:p>
     <w:p>
@@ -51,13 +51,13 @@
         <w:spacing w:after="80"/>
       </w:pPr>
       <w:r>
-        <w:t>“Why can’t you be more like their husband or wife?”</w:t>
+        <w:t>“Look at their husband (their wife)! That one does this and does that — and what about you?”</w:t>
       </w:r>
     </w:p>
     <w:p>
       <w:pPr/>
       <w:r>
-        <w:t>Comparing your spouse with someone else brings an outsider into your relationship and can leave your partner feeling hurt, unloved, and unable to trust you. Say clearly what you need rather than making comparisons.</w:t>
+        <w:t>This sentence is very dangerous, because it brings a third person into the family. Comparing your spouse with someone else brings them insecurity. Your spouse will think your mind is on that person, and their sense of self will be wounded. They will feel unloved. Instead of such comparisons, explain your expectations clearly.</w:t>
       </w:r>
     </w:p>
     <w:p>
@@ -71,13 +71,13 @@
     <w:p>
       <w:pPr/>
       <w:r>
-        <w:t>This can sound insulting and dismissive. If you do not want to discuss a subject, say so respectfully: “Please don’t be hurt, but I’d rather not talk about this now. Could we talk about something else?”</w:t>
+        <w:t>This is an insult: you are humiliating your spouse. If you think they will not understand you on this subject, or you do not want to share your thought, say, “I don’t want to talk about this; don’t be hurt; let’s talk about something else,” or “This probably doesn’t interest you.”</w:t>
       </w:r>
     </w:p>
     <w:p>
       <w:pPr/>
       <w:r>
-        <w:t>“Don’t go there, don’t talk to her, don’t do this, don’t wear that, don’t talk like that, bring this, take that!”</w:t>
+        <w:t>“Don’t go there, don’t talk to them, don’t do this, don’t wear that, don’t talk like that, bring this, take that!”</w:t>
       </w:r>
     </w:p>
     <w:p>
@@ -85,7 +85,7 @@
         <w:keepNext/>
       </w:pPr>
       <w:r>
-        <w:t>Your spouse is your partner, not your subordinate. Discuss your concerns respectfully. Make requests rather than issuing orders, and remember to say “please.”</w:t>
+        <w:t>Your spouse is not a slave to your commands. Respectfully discuss what you do not want or dislike, and agree on it. Make requests rather than issuing orders, and remember to say “please.” That prevents needless quarrels.</w:t>
       </w:r>
     </w:p>
     <w:p>
@@ -98,11 +98,9 @@
         <w:rPr>
           <w:b/>
         </w:rPr>
-        <w:t>Moral:</w:t>
+        <w:t>Moral: Words can hurt the person we love the most. In the family, we should use the language of respect and requests, not orders and insults.</w:t>
       </w:r>
-      <w:r>
-        <w:t xml:space="preserve"> Words can hurt the person we love the most. In the family, we should use the language of respect and requests, not orders and insults.</w:t>
-      </w:r>
+      <w:r/>
     </w:p>
     <w:p>
       <w:pPr>
@@ -113,7 +111,7 @@
           <w:i/>
           <w:sz w:val="18"/>
         </w:rPr>
-        <w:t>Source: Publicly available internet sources.</w:t>
+        <w:t>Stories are taken from open Internet sources; illustrations were created with AI.</w:t>
       </w:r>
     </w:p>
     <w:sectPr>
